--- a/docs/DEMO_SCRIPT.docx
+++ b/docs/DEMO_SCRIPT.docx
@@ -4,1267 +4,1161 @@
   <w:body>
     <w:p>
       <w:pPr>
-        <w:pStyle w:val="Heading1"/>
-        <w:spacing w:before="240" w:after="120"/>
+        <w:spacing w:after="80"/>
+        <w:jc w:val="center"/>
       </w:pPr>
       <w:r>
         <w:rPr>
           <w:rFonts w:ascii="Calibri" w:hAnsi="Calibri"/>
           <w:b/>
-          <w:color w:val="0F2A4A"/>
-          <w:sz w:val="36"/>
+          <w:color w:val="003366"/>
+          <w:sz w:val="48"/>
         </w:rPr>
-        <w:t>⏱️ SIH26006: 3-Minute Winning Hackathon Pitch Script</w:t>
+        <w:t>Freight DSS | SIH26006</w:t>
       </w:r>
     </w:p>
     <w:p>
       <w:pPr>
-        <w:spacing w:before="80" w:after="80"/>
-        <w:ind w:left="432"/>
+        <w:spacing w:after="160"/>
+        <w:jc w:val="center"/>
+      </w:pPr>
+      <w:r>
+        <w:rPr>
+          <w:rFonts w:ascii="Calibri" w:hAnsi="Calibri"/>
+          <w:i/>
+          <w:color w:val="1E5A96"/>
+          <w:sz w:val="26"/>
+        </w:rPr>
+        <w:t>3-Minute Winning Hackathon Pitch &amp; Demonstration Master Script</w:t>
+      </w:r>
+    </w:p>
+    <w:p>
+      <w:pPr>
+        <w:spacing w:after="360"/>
+        <w:jc w:val="center"/>
       </w:pPr>
       <w:r>
         <w:rPr>
           <w:rFonts w:ascii="Calibri" w:hAnsi="Calibri"/>
           <w:b/>
-          <w:color w:val="1E3A5F"/>
-          <w:sz w:val="21"/>
+          <w:color w:val="323232"/>
+          <w:sz w:val="19"/>
         </w:rPr>
-        <w:t>Title</w:t>
-      </w:r>
-      <w:r>
-        <w:rPr>
-          <w:rFonts w:ascii="Calibri" w:hAnsi="Calibri"/>
-          <w:i/>
-          <w:color w:val="1E3A5F"/>
-          <w:sz w:val="21"/>
-        </w:rPr>
-        <w:t>: Intelligent Freight Forecasting &amp; Vessel Chartering Decision Support System (DSS)</w:t>
+        <w:t>Target: Ministry of Steel &amp; Hackathon Evaluators | Problem ID: SIH26006 | Duration: Exact 3:00 Minutes | Theme: Logistics &amp; AI Decision Systems</w:t>
       </w:r>
     </w:p>
     <w:p>
       <w:pPr>
-        <w:spacing w:before="80" w:after="80"/>
-        <w:ind w:left="432"/>
+        <w:spacing w:after="240"/>
+        <w:pBdr>
+          <w:bottom w:val="single" w:sz="12" w:space="1" w:color="003366"/>
+        </w:pBdr>
+      </w:pPr>
+    </w:p>
+    <w:tbl>
+      <w:tblPr>
+        <w:tblW w:type="auto" w:w="0"/>
+        <w:jc w:val="center"/>
+        <w:tblLayout w:type="fixed"/>
+        <w:tblLook w:firstColumn="1" w:firstRow="1" w:lastColumn="0" w:lastRow="0" w:noHBand="0" w:noVBand="1" w:val="04A0"/>
+      </w:tblPr>
+      <w:tblGrid>
+        <w:gridCol w:w="9360"/>
+      </w:tblGrid>
+      <w:tr>
+        <w:tc>
+          <w:tcPr>
+            <w:tcW w:type="dxa" w:w="9360"/>
+            <w:shd w:fill="F0F4F8"/>
+            <w:tcMar>
+              <w:top w:w="140" w:type="dxa"/>
+              <w:bottom w:w="140" w:type="dxa"/>
+              <w:left w:w="200" w:type="dxa"/>
+              <w:right w:w="180" w:type="dxa"/>
+            </w:tcMar>
+            <w:tcBorders>
+              <w:left w:val="single" w:sz="24" w:space="0" w:color="003366"/>
+              <w:top w:val="none"/>
+              <w:right w:val="none"/>
+              <w:bottom w:val="none"/>
+            </w:tcBorders>
+          </w:tcPr>
+          <w:p>
+            <w:pPr>
+              <w:spacing w:after="40"/>
+            </w:pPr>
+            <w:r>
+              <w:rPr>
+                <w:rFonts w:ascii="Calibri" w:hAnsi="Calibri"/>
+                <w:b/>
+                <w:color w:val="003366"/>
+                <w:sz w:val="22"/>
+              </w:rPr>
+              <w:t>📌 PITCH PHILOSOPHY &amp; OBJECTIVE</w:t>
+              <w:br/>
+            </w:r>
+            <w:r>
+              <w:rPr>
+                <w:rFonts w:ascii="Calibri" w:hAnsi="Calibri"/>
+                <w:color w:val="323232"/>
+                <w:sz w:val="20"/>
+              </w:rPr>
+              <w:t>Goal of this 3-minute pitch is to show three things: (1) The massive national problem (PSUs losing ₹100+ Crore on volatile freight &amp; demurrage), (2) The advanced AI forecasting engine that sees 60 days into the future with 80% confidence intervals, and (3) The MILP solver that automatically rejects illegal ship sizes (like Capesize at Haldia) to save ₹3.5+ Crore in a single run.</w:t>
+            </w:r>
+          </w:p>
+        </w:tc>
+      </w:tr>
+    </w:tbl>
+    <w:p>
+      <w:pPr>
+        <w:spacing w:after="120"/>
+      </w:pPr>
+    </w:p>
+    <w:p>
+      <w:pPr>
+        <w:keepNext/>
+        <w:spacing w:before="320" w:after="120"/>
       </w:pPr>
       <w:r>
         <w:rPr>
           <w:rFonts w:ascii="Calibri" w:hAnsi="Calibri"/>
           <w:b/>
-          <w:color w:val="1E3A5F"/>
-          <w:sz w:val="21"/>
+          <w:color w:val="003366"/>
+          <w:sz w:val="32"/>
         </w:rPr>
-        <w:t>Problem Statement ID</w:t>
-      </w:r>
-      <w:r>
-        <w:rPr>
-          <w:rFonts w:ascii="Calibri" w:hAnsi="Calibri"/>
-          <w:i/>
-          <w:color w:val="1E3A5F"/>
-          <w:sz w:val="21"/>
-        </w:rPr>
-        <w:t>: SIH26006</w:t>
+        <w:t>1. Pre-Pitch Preparation &amp; Setup Checklist (T-Minus 5 Minutes)</w:t>
       </w:r>
     </w:p>
     <w:p>
       <w:pPr>
-        <w:spacing w:before="80" w:after="80"/>
-        <w:ind w:left="432"/>
+        <w:pStyle w:val="ListBullet"/>
+        <w:spacing w:after="60" w:line="276" w:lineRule="auto"/>
       </w:pPr>
       <w:r>
         <w:rPr>
           <w:rFonts w:ascii="Calibri" w:hAnsi="Calibri"/>
           <w:b/>
-          <w:color w:val="1E3A5F"/>
+          <w:color w:val="323232"/>
           <w:sz w:val="21"/>
         </w:rPr>
-        <w:t>Target Audience</w:t>
+        <w:t xml:space="preserve">Live Cloud Ready: </w:t>
       </w:r>
       <w:r>
         <w:rPr>
           <w:rFonts w:ascii="Calibri" w:hAnsi="Calibri"/>
-          <w:i/>
-          <w:color w:val="1E3A5F"/>
+          <w:color w:val="323232"/>
           <w:sz w:val="21"/>
         </w:rPr>
-        <w:t>: Jury panel representing Ministry of Steel, SAIL, RINL, NMDC, and Academic Evaluators.</w:t>
+        <w:t>Ensure both production links are active on separate tabs: [Frontend on Vercel] and [FastAPI Docs on Render].</w:t>
       </w:r>
     </w:p>
     <w:p>
       <w:pPr>
-        <w:spacing w:before="80" w:after="80"/>
-        <w:ind w:left="432"/>
+        <w:pStyle w:val="ListBullet"/>
+        <w:spacing w:after="60" w:line="276" w:lineRule="auto"/>
       </w:pPr>
       <w:r>
         <w:rPr>
           <w:rFonts w:ascii="Calibri" w:hAnsi="Calibri"/>
           <w:b/>
-          <w:color w:val="1E3A5F"/>
+          <w:color w:val="323232"/>
           <w:sz w:val="21"/>
         </w:rPr>
-        <w:t>Presenter Setup</w:t>
+        <w:t xml:space="preserve">Local Sandbox Fallback: </w:t>
       </w:r>
       <w:r>
         <w:rPr>
           <w:rFonts w:ascii="Calibri" w:hAnsi="Calibri"/>
-          <w:i/>
-          <w:color w:val="1E3A5F"/>
+          <w:color w:val="323232"/>
           <w:sz w:val="21"/>
         </w:rPr>
-        <w:t>: Screen sharing [http://localhost:3000](http://localhost:3000) on full screen.</w:t>
+        <w:t>Keep local dev servers running in background as insurance (FastAPI at http://localhost:8000 and Next.js at http://localhost:3000).</w:t>
       </w:r>
     </w:p>
     <w:p>
       <w:pPr>
-        <w:spacing w:before="40" w:after="80"/>
-      </w:pPr>
-      <w:r>
-        <w:rPr>
-          <w:rFonts w:ascii="Calibri" w:hAnsi="Calibri"/>
-          <w:sz w:val="21"/>
-        </w:rPr>
-        <w:t>---</w:t>
-      </w:r>
-    </w:p>
-    <w:p>
-      <w:pPr>
-        <w:pStyle w:val="Heading2"/>
-        <w:spacing w:before="200" w:after="80"/>
+        <w:pStyle w:val="ListBullet"/>
+        <w:spacing w:after="60" w:line="276" w:lineRule="auto"/>
       </w:pPr>
       <w:r>
         <w:rPr>
           <w:rFonts w:ascii="Calibri" w:hAnsi="Calibri"/>
           <w:b/>
-          <w:color w:val="1B365D"/>
-          <w:sz w:val="28"/>
+          <w:color w:val="323232"/>
+          <w:sz w:val="21"/>
         </w:rPr>
-        <w:t>🎯 Pitch Timeline Overview</w:t>
+        <w:t xml:space="preserve">Verified Telemetry: </w:t>
+      </w:r>
+      <w:r>
+        <w:rPr>
+          <w:rFonts w:ascii="Calibri" w:hAnsi="Calibri"/>
+          <w:color w:val="323232"/>
+          <w:sz w:val="21"/>
+        </w:rPr>
+        <w:t>Confirm database is pre-seeded with ~1,316 historical Kaggle BDI &amp; port telemetry records (python ml_engine/data_pipeline/seed_database.py).</w:t>
       </w:r>
     </w:p>
     <w:p>
       <w:pPr>
         <w:pStyle w:val="ListBullet"/>
-        <w:spacing w:before="20" w:after="20"/>
-        <w:ind w:left="360"/>
+        <w:spacing w:after="60" w:line="276" w:lineRule="auto"/>
       </w:pPr>
       <w:r>
         <w:rPr>
           <w:rFonts w:ascii="Calibri" w:hAnsi="Calibri"/>
           <w:b/>
-          <w:color w:val="111827"/>
+          <w:color w:val="323232"/>
           <w:sz w:val="21"/>
         </w:rPr>
-        <w:t>Minute 1 [0:00 – 1:00]</w:t>
+        <w:t xml:space="preserve">Presentation Screen: </w:t>
       </w:r>
       <w:r>
         <w:rPr>
           <w:rFonts w:ascii="Calibri" w:hAnsi="Calibri"/>
+          <w:color w:val="323232"/>
           <w:sz w:val="21"/>
         </w:rPr>
-        <w:t>: The Real-World Crisis — Why Steel PSUs Lose Hundreds of Crores on Freight &amp; Demurrage.</w:t>
+        <w:t>Display laptop in 100% zoom with full-screen browser (F11) on dark mode dashboard.</w:t>
       </w:r>
     </w:p>
     <w:p>
       <w:pPr>
-        <w:pStyle w:val="ListBullet"/>
-        <w:spacing w:before="20" w:after="20"/>
-        <w:ind w:left="360"/>
+        <w:keepNext/>
+        <w:spacing w:before="320" w:after="120"/>
       </w:pPr>
       <w:r>
         <w:rPr>
           <w:rFonts w:ascii="Calibri" w:hAnsi="Calibri"/>
           <w:b/>
-          <w:color w:val="111827"/>
-          <w:sz w:val="21"/>
+          <w:color w:val="003366"/>
+          <w:sz w:val="32"/>
         </w:rPr>
-        <w:t>Minute 2 [1:00 – 2:00]</w:t>
-      </w:r>
-      <w:r>
-        <w:rPr>
-          <w:rFonts w:ascii="Calibri" w:hAnsi="Calibri"/>
-          <w:sz w:val="21"/>
-        </w:rPr>
-        <w:t>: The AI Solution — Hybrid 60-Day Freight Forecasting Engine (LightGBM + Prophet).</w:t>
+        <w:t>2. Pitch Timeline Blueprint (3-Minute Structure)</w:t>
       </w:r>
     </w:p>
+    <w:tbl>
+      <w:tblPr>
+        <w:tblW w:type="auto" w:w="0"/>
+        <w:jc w:val="center"/>
+        <w:tblLayout w:type="fixed"/>
+        <w:tblLook w:firstColumn="1" w:firstRow="1" w:lastColumn="0" w:lastRow="0" w:noHBand="0" w:noVBand="1" w:val="04A0"/>
+      </w:tblPr>
+      <w:tblGrid>
+        <w:gridCol w:w="3120"/>
+        <w:gridCol w:w="3120"/>
+        <w:gridCol w:w="3120"/>
+      </w:tblGrid>
+      <w:tr>
+        <w:tc>
+          <w:tcPr>
+            <w:tcW w:type="dxa" w:w="3120"/>
+            <w:shd w:fill="003366"/>
+            <w:tcMar>
+              <w:top w:w="100" w:type="dxa"/>
+              <w:bottom w:w="100" w:type="dxa"/>
+              <w:left w:w="100" w:type="dxa"/>
+              <w:right w:w="100" w:type="dxa"/>
+            </w:tcMar>
+          </w:tcPr>
+          <w:p>
+            <w:r>
+              <w:rPr>
+                <w:rFonts w:ascii="Calibri" w:hAnsi="Calibri"/>
+                <w:b/>
+                <w:color w:val="FFFFFF"/>
+                <w:sz w:val="20"/>
+              </w:rPr>
+              <w:t>Segment</w:t>
+            </w:r>
+          </w:p>
+        </w:tc>
+        <w:tc>
+          <w:tcPr>
+            <w:tcW w:type="dxa" w:w="3120"/>
+            <w:shd w:fill="003366"/>
+            <w:tcMar>
+              <w:top w:w="100" w:type="dxa"/>
+              <w:bottom w:w="100" w:type="dxa"/>
+              <w:left w:w="100" w:type="dxa"/>
+              <w:right w:w="100" w:type="dxa"/>
+            </w:tcMar>
+          </w:tcPr>
+          <w:p>
+            <w:r>
+              <w:rPr>
+                <w:rFonts w:ascii="Calibri" w:hAnsi="Calibri"/>
+                <w:b/>
+                <w:color w:val="FFFFFF"/>
+                <w:sz w:val="20"/>
+              </w:rPr>
+              <w:t>Time Stamp</w:t>
+            </w:r>
+          </w:p>
+        </w:tc>
+        <w:tc>
+          <w:tcPr>
+            <w:tcW w:type="dxa" w:w="3120"/>
+            <w:shd w:fill="003366"/>
+            <w:tcMar>
+              <w:top w:w="100" w:type="dxa"/>
+              <w:bottom w:w="100" w:type="dxa"/>
+              <w:left w:w="100" w:type="dxa"/>
+              <w:right w:w="100" w:type="dxa"/>
+            </w:tcMar>
+          </w:tcPr>
+          <w:p>
+            <w:r>
+              <w:rPr>
+                <w:rFonts w:ascii="Calibri" w:hAnsi="Calibri"/>
+                <w:b/>
+                <w:color w:val="FFFFFF"/>
+                <w:sz w:val="20"/>
+              </w:rPr>
+              <w:t>Key Focus &amp; Wow Factor</w:t>
+            </w:r>
+          </w:p>
+        </w:tc>
+      </w:tr>
+      <w:tr>
+        <w:tc>
+          <w:tcPr>
+            <w:tcW w:type="dxa" w:w="3120"/>
+            <w:shd w:fill="FFFFFF"/>
+            <w:tcMar>
+              <w:top w:w="80" w:type="dxa"/>
+              <w:bottom w:w="80" w:type="dxa"/>
+              <w:left w:w="100" w:type="dxa"/>
+              <w:right w:w="100" w:type="dxa"/>
+            </w:tcMar>
+          </w:tcPr>
+          <w:p>
+            <w:r>
+              <w:rPr>
+                <w:rFonts w:ascii="Calibri" w:hAnsi="Calibri"/>
+                <w:color w:val="323232"/>
+                <w:sz w:val="19"/>
+              </w:rPr>
+              <w:t>Minute 1: The National Crisis</w:t>
+            </w:r>
+          </w:p>
+        </w:tc>
+        <w:tc>
+          <w:tcPr>
+            <w:tcW w:type="dxa" w:w="3120"/>
+            <w:shd w:fill="FFFFFF"/>
+            <w:tcMar>
+              <w:top w:w="80" w:type="dxa"/>
+              <w:bottom w:w="80" w:type="dxa"/>
+              <w:left w:w="100" w:type="dxa"/>
+              <w:right w:w="100" w:type="dxa"/>
+            </w:tcMar>
+          </w:tcPr>
+          <w:p>
+            <w:r>
+              <w:rPr>
+                <w:rFonts w:ascii="Calibri" w:hAnsi="Calibri"/>
+                <w:color w:val="323232"/>
+                <w:sz w:val="19"/>
+              </w:rPr>
+              <w:t>0:00 – 1:00</w:t>
+            </w:r>
+          </w:p>
+        </w:tc>
+        <w:tc>
+          <w:tcPr>
+            <w:tcW w:type="dxa" w:w="3120"/>
+            <w:shd w:fill="FFFFFF"/>
+            <w:tcMar>
+              <w:top w:w="80" w:type="dxa"/>
+              <w:bottom w:w="80" w:type="dxa"/>
+              <w:left w:w="100" w:type="dxa"/>
+              <w:right w:w="100" w:type="dxa"/>
+            </w:tcMar>
+          </w:tcPr>
+          <w:p>
+            <w:r>
+              <w:rPr>
+                <w:rFonts w:ascii="Calibri" w:hAnsi="Calibri"/>
+                <w:color w:val="323232"/>
+                <w:sz w:val="19"/>
+              </w:rPr>
+              <w:t>Why Indian Steel PSUs lose hundreds of crores on freight swings ($25k/day demurrage, 50% rate volatility, shallow riverine drafts).</w:t>
+            </w:r>
+          </w:p>
+        </w:tc>
+      </w:tr>
+      <w:tr>
+        <w:tc>
+          <w:tcPr>
+            <w:tcW w:type="dxa" w:w="3120"/>
+            <w:shd w:fill="F9FBFD"/>
+            <w:tcMar>
+              <w:top w:w="80" w:type="dxa"/>
+              <w:bottom w:w="80" w:type="dxa"/>
+              <w:left w:w="100" w:type="dxa"/>
+              <w:right w:w="100" w:type="dxa"/>
+            </w:tcMar>
+          </w:tcPr>
+          <w:p>
+            <w:r>
+              <w:rPr>
+                <w:rFonts w:ascii="Calibri" w:hAnsi="Calibri"/>
+                <w:color w:val="323232"/>
+                <w:sz w:val="19"/>
+              </w:rPr>
+              <w:t>Minute 2: The Two-Tier AI Engine</w:t>
+            </w:r>
+          </w:p>
+        </w:tc>
+        <w:tc>
+          <w:tcPr>
+            <w:tcW w:type="dxa" w:w="3120"/>
+            <w:shd w:fill="F9FBFD"/>
+            <w:tcMar>
+              <w:top w:w="80" w:type="dxa"/>
+              <w:bottom w:w="80" w:type="dxa"/>
+              <w:left w:w="100" w:type="dxa"/>
+              <w:right w:w="100" w:type="dxa"/>
+            </w:tcMar>
+          </w:tcPr>
+          <w:p>
+            <w:r>
+              <w:rPr>
+                <w:rFonts w:ascii="Calibri" w:hAnsi="Calibri"/>
+                <w:color w:val="323232"/>
+                <w:sz w:val="19"/>
+              </w:rPr>
+              <w:t>1:00 – 2:00</w:t>
+            </w:r>
+          </w:p>
+        </w:tc>
+        <w:tc>
+          <w:tcPr>
+            <w:tcW w:type="dxa" w:w="3120"/>
+            <w:shd w:fill="F9FBFD"/>
+            <w:tcMar>
+              <w:top w:w="80" w:type="dxa"/>
+              <w:bottom w:w="80" w:type="dxa"/>
+              <w:left w:w="100" w:type="dxa"/>
+              <w:right w:w="100" w:type="dxa"/>
+            </w:tcMar>
+          </w:tcPr>
+          <w:p>
+            <w:r>
+              <w:rPr>
+                <w:rFonts w:ascii="Calibri" w:hAnsi="Calibri"/>
+                <w:color w:val="323232"/>
+                <w:sz w:val="19"/>
+              </w:rPr>
+              <w:t>Live 60-day hybrid forecasting: LightGBM for 15-day volatility + Prophet trained on 25 years of Kaggle Baltic Dry Index data + 80% Confidence Interval bands.</w:t>
+            </w:r>
+          </w:p>
+        </w:tc>
+      </w:tr>
+      <w:tr>
+        <w:tc>
+          <w:tcPr>
+            <w:tcW w:type="dxa" w:w="3120"/>
+            <w:shd w:fill="FFFFFF"/>
+            <w:tcMar>
+              <w:top w:w="80" w:type="dxa"/>
+              <w:bottom w:w="80" w:type="dxa"/>
+              <w:left w:w="100" w:type="dxa"/>
+              <w:right w:w="100" w:type="dxa"/>
+            </w:tcMar>
+          </w:tcPr>
+          <w:p>
+            <w:r>
+              <w:rPr>
+                <w:rFonts w:ascii="Calibri" w:hAnsi="Calibri"/>
+                <w:color w:val="323232"/>
+                <w:sz w:val="19"/>
+              </w:rPr>
+              <w:t>Minute 3: Mathematical Optimization &amp; ROI</w:t>
+            </w:r>
+          </w:p>
+        </w:tc>
+        <w:tc>
+          <w:tcPr>
+            <w:tcW w:type="dxa" w:w="3120"/>
+            <w:shd w:fill="FFFFFF"/>
+            <w:tcMar>
+              <w:top w:w="80" w:type="dxa"/>
+              <w:bottom w:w="80" w:type="dxa"/>
+              <w:left w:w="100" w:type="dxa"/>
+              <w:right w:w="100" w:type="dxa"/>
+            </w:tcMar>
+          </w:tcPr>
+          <w:p>
+            <w:r>
+              <w:rPr>
+                <w:rFonts w:ascii="Calibri" w:hAnsi="Calibri"/>
+                <w:color w:val="323232"/>
+                <w:sz w:val="19"/>
+              </w:rPr>
+              <w:t>2:00 – 3:00</w:t>
+            </w:r>
+          </w:p>
+        </w:tc>
+        <w:tc>
+          <w:tcPr>
+            <w:tcW w:type="dxa" w:w="3120"/>
+            <w:shd w:fill="FFFFFF"/>
+            <w:tcMar>
+              <w:top w:w="80" w:type="dxa"/>
+              <w:bottom w:w="80" w:type="dxa"/>
+              <w:left w:w="100" w:type="dxa"/>
+              <w:right w:w="100" w:type="dxa"/>
+            </w:tcMar>
+          </w:tcPr>
+          <w:p>
+            <w:r>
+              <w:rPr>
+                <w:rFonts w:ascii="Calibri" w:hAnsi="Calibri"/>
+                <w:color w:val="323232"/>
+                <w:sz w:val="19"/>
+              </w:rPr>
+              <w:t>Live MILP Solver demo: Haldia Port draft rejection (12m vs 17m Capesize), parcel allocation into 3 Supramaxes, saving ₹3.45 Crore ($416k) in 100ms.</w:t>
+            </w:r>
+          </w:p>
+        </w:tc>
+      </w:tr>
+    </w:tbl>
     <w:p>
       <w:pPr>
-        <w:pStyle w:val="ListBullet"/>
-        <w:spacing w:before="20" w:after="20"/>
-        <w:ind w:left="360"/>
+        <w:spacing w:after="80" w:line="276" w:lineRule="auto"/>
       </w:pPr>
       <w:r>
         <w:rPr>
           <w:rFonts w:ascii="Calibri" w:hAnsi="Calibri"/>
-          <w:b/>
-          <w:color w:val="111827"/>
-          <w:sz w:val="21"/>
-        </w:rPr>
-        <w:t>Minute 3 [2:00 – 3:00]</w:t>
-      </w:r>
-      <w:r>
-        <w:rPr>
-          <w:rFonts w:ascii="Calibri" w:hAnsi="Calibri"/>
-          <w:sz w:val="21"/>
-        </w:rPr>
-        <w:t>: The "Wow" Moment — MILP Constraint Solver, Port Draft Rejection, and Measurable ROI.</w:t>
-      </w:r>
-    </w:p>
-    <w:p>
-      <w:pPr>
-        <w:spacing w:before="40" w:after="80"/>
-      </w:pPr>
-      <w:r>
-        <w:rPr>
-          <w:rFonts w:ascii="Calibri" w:hAnsi="Calibri"/>
-          <w:sz w:val="21"/>
-        </w:rPr>
-        <w:t>---</w:t>
-      </w:r>
-    </w:p>
-    <w:p>
-      <w:pPr>
-        <w:pStyle w:val="Heading2"/>
-        <w:spacing w:before="200" w:after="80"/>
-      </w:pPr>
-      <w:r>
-        <w:rPr>
-          <w:rFonts w:ascii="Calibri" w:hAnsi="Calibri"/>
-          <w:b/>
-          <w:color w:val="1B365D"/>
-          <w:sz w:val="28"/>
-        </w:rPr>
-        <w:t>🎬 Minute 1: The Problem (0:00 – 1:00)</w:t>
-      </w:r>
-    </w:p>
-    <w:p>
-      <w:pPr>
-        <w:spacing w:before="40" w:after="80"/>
-      </w:pPr>
-      <w:r>
-        <w:rPr>
-          <w:rFonts w:ascii="Calibri" w:hAnsi="Calibri"/>
-          <w:b/>
-          <w:color w:val="111827"/>
-          <w:sz w:val="21"/>
-        </w:rPr>
-        <w:t>[SCREEN ACTION: Point to Top Header &amp; Context Strip on the Dashboard]</w:t>
-      </w:r>
-    </w:p>
-    <w:p>
-      <w:pPr>
-        <w:spacing w:before="80" w:after="80"/>
-        <w:ind w:left="432"/>
-      </w:pPr>
-      <w:r>
-        <w:rPr>
-          <w:rFonts w:ascii="Calibri" w:hAnsi="Calibri"/>
-          <w:b/>
-          <w:color w:val="1E3A5F"/>
-          <w:sz w:val="21"/>
-        </w:rPr>
-        <w:t>Speaker</w:t>
-      </w:r>
-      <w:r>
-        <w:rPr>
-          <w:rFonts w:ascii="Calibri" w:hAnsi="Calibri"/>
-          <w:i/>
-          <w:color w:val="1E3A5F"/>
-          <w:sz w:val="21"/>
-        </w:rPr>
-        <w:t>:</w:t>
-      </w:r>
-    </w:p>
-    <w:p>
-      <w:pPr>
-        <w:spacing w:before="80" w:after="80"/>
-        <w:ind w:left="432"/>
-      </w:pPr>
-      <w:r>
-        <w:rPr>
-          <w:rFonts w:ascii="Calibri" w:hAnsi="Calibri"/>
-          <w:i/>
-          <w:color w:val="1E3A5F"/>
-          <w:sz w:val="21"/>
-        </w:rPr>
-        <w:t>"Respected Judges, India is the second-largest crude steel producer in the world. To sustain our blast furnaces, PSUs like SAIL, RINL, and NMDC import over 70 million tonnes of coking coal every year from Australia, South Africa, and Brazil.</w:t>
-      </w:r>
-    </w:p>
-    <w:p>
-      <w:pPr>
-        <w:spacing w:before="80" w:after="80"/>
-        <w:ind w:left="432"/>
-      </w:pPr>
-    </w:p>
-    <w:p>
-      <w:pPr>
-        <w:spacing w:before="80" w:after="80"/>
-        <w:ind w:left="432"/>
-      </w:pPr>
-      <w:r>
-        <w:rPr>
-          <w:rFonts w:ascii="Calibri" w:hAnsi="Calibri"/>
-          <w:i/>
-          <w:color w:val="1E3A5F"/>
-          <w:sz w:val="21"/>
-        </w:rPr>
-        <w:t>Yet, despite being a core strategic operation, ocean chartering is still largely managed through intuition, legacy spreadsheets, and reactive spot booking.</w:t>
-      </w:r>
-    </w:p>
-    <w:p>
-      <w:pPr>
-        <w:spacing w:before="80" w:after="80"/>
-        <w:ind w:left="432"/>
-      </w:pPr>
-    </w:p>
-    <w:p>
-      <w:pPr>
-        <w:spacing w:before="80" w:after="80"/>
-        <w:ind w:left="432"/>
-      </w:pPr>
-      <w:r>
-        <w:rPr>
-          <w:rFonts w:ascii="Calibri" w:hAnsi="Calibri"/>
-          <w:i/>
-          <w:color w:val="1E3A5F"/>
-          <w:sz w:val="21"/>
-        </w:rPr>
-        <w:t>This creates two massive financial bleeds:</w:t>
-      </w:r>
-    </w:p>
-    <w:p>
-      <w:pPr>
-        <w:spacing w:before="80" w:after="80"/>
-        <w:ind w:left="432"/>
-      </w:pPr>
-      <w:r>
-        <w:rPr>
-          <w:rFonts w:ascii="Calibri" w:hAnsi="Calibri"/>
-          <w:i/>
-          <w:color w:val="1E3A5F"/>
-          <w:sz w:val="21"/>
-        </w:rPr>
-        <w:t xml:space="preserve">1. </w:t>
-      </w:r>
-      <w:r>
-        <w:rPr>
-          <w:rFonts w:ascii="Calibri" w:hAnsi="Calibri"/>
-          <w:b/>
-          <w:color w:val="1E3A5F"/>
-          <w:sz w:val="21"/>
-        </w:rPr>
-        <w:t>Freight Market Volatility</w:t>
-      </w:r>
-      <w:r>
-        <w:rPr>
-          <w:rFonts w:ascii="Calibri" w:hAnsi="Calibri"/>
-          <w:i/>
-          <w:color w:val="1E3A5F"/>
-          <w:sz w:val="21"/>
-        </w:rPr>
-        <w:t xml:space="preserve">: Baltic Capesize and Panamax indices swing by up to </w:t>
-      </w:r>
-      <w:r>
-        <w:rPr>
-          <w:rFonts w:ascii="Calibri" w:hAnsi="Calibri"/>
-          <w:b/>
-          <w:color w:val="1E3A5F"/>
-          <w:sz w:val="21"/>
-        </w:rPr>
-        <w:t>40% in single-month cycles</w:t>
-      </w:r>
-      <w:r>
-        <w:rPr>
-          <w:rFonts w:ascii="Calibri" w:hAnsi="Calibri"/>
-          <w:i/>
-          <w:color w:val="1E3A5F"/>
-          <w:sz w:val="21"/>
-        </w:rPr>
-        <w:t>, driven by bunker fuel spikes and fleet availability.</w:t>
-      </w:r>
-    </w:p>
-    <w:p>
-      <w:pPr>
-        <w:spacing w:before="80" w:after="80"/>
-        <w:ind w:left="432"/>
-      </w:pPr>
-      <w:r>
-        <w:rPr>
-          <w:rFonts w:ascii="Calibri" w:hAnsi="Calibri"/>
-          <w:i/>
-          <w:color w:val="1E3A5F"/>
-          <w:sz w:val="21"/>
-        </w:rPr>
-        <w:t xml:space="preserve">2. </w:t>
-      </w:r>
-      <w:r>
-        <w:rPr>
-          <w:rFonts w:ascii="Calibri" w:hAnsi="Calibri"/>
-          <w:b/>
-          <w:color w:val="1E3A5F"/>
-          <w:sz w:val="21"/>
-        </w:rPr>
-        <w:t>Port Bottlenecks &amp; Demurrage</w:t>
-      </w:r>
-      <w:r>
-        <w:rPr>
-          <w:rFonts w:ascii="Calibri" w:hAnsi="Calibri"/>
-          <w:i/>
-          <w:color w:val="1E3A5F"/>
-          <w:sz w:val="21"/>
-        </w:rPr>
-        <w:t xml:space="preserve">: When vessels arrive during congestion or exceed channel draft limits, Indian PSUs pay demurrage penalties exceeding </w:t>
-      </w:r>
-      <w:r>
-        <w:rPr>
-          <w:rFonts w:ascii="Calibri" w:hAnsi="Calibri"/>
-          <w:b/>
-          <w:color w:val="1E3A5F"/>
-          <w:sz w:val="21"/>
-        </w:rPr>
-        <w:t>$25,000 per vessel per day</w:t>
-      </w:r>
-      <w:r>
-        <w:rPr>
-          <w:rFonts w:ascii="Calibri" w:hAnsi="Calibri"/>
-          <w:i/>
-          <w:color w:val="1E3A5F"/>
-          <w:sz w:val="21"/>
-        </w:rPr>
-        <w:t>!</w:t>
-      </w:r>
-    </w:p>
-    <w:p>
-      <w:pPr>
-        <w:spacing w:before="80" w:after="80"/>
-        <w:ind w:left="432"/>
-      </w:pPr>
-    </w:p>
-    <w:p>
-      <w:pPr>
-        <w:spacing w:before="80" w:after="80"/>
-        <w:ind w:left="432"/>
-      </w:pPr>
-      <w:r>
-        <w:rPr>
-          <w:rFonts w:ascii="Calibri" w:hAnsi="Calibri"/>
-          <w:i/>
-          <w:color w:val="1E3A5F"/>
-          <w:sz w:val="21"/>
-        </w:rPr>
-        <w:t xml:space="preserve">Our solution, </w:t>
-      </w:r>
-      <w:r>
-        <w:rPr>
-          <w:rFonts w:ascii="Calibri" w:hAnsi="Calibri"/>
-          <w:i/>
-          <w:color w:val="1E3A5F"/>
-          <w:sz w:val="21"/>
-        </w:rPr>
-        <w:t>Freight DSS</w:t>
-      </w:r>
-      <w:r>
-        <w:rPr>
-          <w:rFonts w:ascii="Calibri" w:hAnsi="Calibri"/>
-          <w:i/>
-          <w:color w:val="1E3A5F"/>
-          <w:sz w:val="21"/>
-        </w:rPr>
-        <w:t>, is the first unified, AI-driven Decision Support System built specifically to eliminate this guesswork and protect national procurement budgets."</w:t>
-      </w:r>
-    </w:p>
-    <w:p>
-      <w:pPr>
-        <w:spacing w:before="40" w:after="80"/>
-      </w:pPr>
-      <w:r>
-        <w:rPr>
-          <w:rFonts w:ascii="Calibri" w:hAnsi="Calibri"/>
-          <w:sz w:val="21"/>
-        </w:rPr>
-        <w:t>---</w:t>
-      </w:r>
-    </w:p>
-    <w:p>
-      <w:pPr>
-        <w:pStyle w:val="Heading2"/>
-        <w:spacing w:before="200" w:after="80"/>
-      </w:pPr>
-      <w:r>
-        <w:rPr>
-          <w:rFonts w:ascii="Calibri" w:hAnsi="Calibri"/>
-          <w:b/>
-          <w:color w:val="1B365D"/>
-          <w:sz w:val="28"/>
-        </w:rPr>
-        <w:t>🔬 Minute 2: The AI Solution (1:00 – 2:00)</w:t>
-      </w:r>
-    </w:p>
-    <w:p>
-      <w:pPr>
-        <w:spacing w:before="40" w:after="80"/>
-      </w:pPr>
-      <w:r>
-        <w:rPr>
-          <w:rFonts w:ascii="Calibri" w:hAnsi="Calibri"/>
-          <w:b/>
-          <w:color w:val="111827"/>
-          <w:sz w:val="21"/>
-        </w:rPr>
-        <w:t>[SCREEN ACTION: Scroll down to the Freight Forecast Chart. Switch index dropdown from BCI to BPI to BUNKER_SIN]</w:t>
-      </w:r>
-    </w:p>
-    <w:p>
-      <w:pPr>
-        <w:spacing w:before="80" w:after="80"/>
-        <w:ind w:left="432"/>
-      </w:pPr>
-      <w:r>
-        <w:rPr>
-          <w:rFonts w:ascii="Calibri" w:hAnsi="Calibri"/>
-          <w:b/>
-          <w:color w:val="1E3A5F"/>
-          <w:sz w:val="21"/>
-        </w:rPr>
-        <w:t>Speaker</w:t>
-      </w:r>
-      <w:r>
-        <w:rPr>
-          <w:rFonts w:ascii="Calibri" w:hAnsi="Calibri"/>
-          <w:i/>
-          <w:color w:val="1E3A5F"/>
-          <w:sz w:val="21"/>
-        </w:rPr>
-        <w:t>:</w:t>
-      </w:r>
-    </w:p>
-    <w:p>
-      <w:pPr>
-        <w:spacing w:before="80" w:after="80"/>
-        <w:ind w:left="432"/>
-      </w:pPr>
-      <w:r>
-        <w:rPr>
-          <w:rFonts w:ascii="Calibri" w:hAnsi="Calibri"/>
-          <w:i/>
-          <w:color w:val="1E3A5F"/>
-          <w:sz w:val="21"/>
-        </w:rPr>
-        <w:t>"Here is our core Machine Learning engine in action.</w:t>
-      </w:r>
-    </w:p>
-    <w:p>
-      <w:pPr>
-        <w:spacing w:before="80" w:after="80"/>
-        <w:ind w:left="432"/>
-      </w:pPr>
-    </w:p>
-    <w:p>
-      <w:pPr>
-        <w:spacing w:before="80" w:after="80"/>
-        <w:ind w:left="432"/>
-      </w:pPr>
-      <w:r>
-        <w:rPr>
-          <w:rFonts w:ascii="Calibri" w:hAnsi="Calibri"/>
-          <w:i/>
-          <w:color w:val="1E3A5F"/>
-          <w:sz w:val="21"/>
-        </w:rPr>
-        <w:t xml:space="preserve">Rather than relying on naive single-model extrapolations, we engineered a </w:t>
-      </w:r>
-      <w:r>
-        <w:rPr>
-          <w:rFonts w:ascii="Calibri" w:hAnsi="Calibri"/>
-          <w:i/>
-          <w:color w:val="1E3A5F"/>
-          <w:sz w:val="21"/>
-        </w:rPr>
-        <w:t>two-tier Hybrid Forecasting Architecture</w:t>
-      </w:r>
-      <w:r>
-        <w:rPr>
-          <w:rFonts w:ascii="Calibri" w:hAnsi="Calibri"/>
-          <w:i/>
-          <w:color w:val="1E3A5F"/>
-          <w:sz w:val="21"/>
-        </w:rPr>
-        <w:t>:</w:t>
-      </w:r>
-    </w:p>
-    <w:p>
-      <w:pPr>
-        <w:spacing w:before="80" w:after="80"/>
-        <w:ind w:left="432"/>
-      </w:pPr>
-    </w:p>
-    <w:p>
-      <w:pPr>
-        <w:spacing w:before="80" w:after="80"/>
-        <w:ind w:left="432"/>
-      </w:pPr>
-      <w:r>
-        <w:rPr>
-          <w:rFonts w:ascii="Calibri" w:hAnsi="Calibri"/>
-          <w:i/>
-          <w:color w:val="1E3A5F"/>
-          <w:sz w:val="21"/>
-        </w:rPr>
-        <w:t xml:space="preserve">1. </w:t>
-      </w:r>
-      <w:r>
-        <w:rPr>
-          <w:rFonts w:ascii="Calibri" w:hAnsi="Calibri"/>
-          <w:b/>
-          <w:color w:val="1E3A5F"/>
-          <w:sz w:val="21"/>
-        </w:rPr>
-        <w:t>T+1 to T+15 (Short-Horizon Volatility)</w:t>
-      </w:r>
-      <w:r>
-        <w:rPr>
-          <w:rFonts w:ascii="Calibri" w:hAnsi="Calibri"/>
-          <w:i/>
-          <w:color w:val="1E3A5F"/>
-          <w:sz w:val="21"/>
-        </w:rPr>
-        <w:t xml:space="preserve">: We deploy a </w:t>
-      </w:r>
-      <w:r>
-        <w:rPr>
-          <w:rFonts w:ascii="Calibri" w:hAnsi="Calibri"/>
-          <w:b/>
-          <w:color w:val="1E3A5F"/>
-          <w:sz w:val="21"/>
-        </w:rPr>
-        <w:t>LightGBM gradient-boosted regression model</w:t>
-      </w:r>
-      <w:r>
-        <w:rPr>
-          <w:rFonts w:ascii="Calibri" w:hAnsi="Calibri"/>
-          <w:i/>
-          <w:color w:val="1E3A5F"/>
-          <w:sz w:val="21"/>
-        </w:rPr>
-        <w:t xml:space="preserve"> that ingests multi-day lag structures, 7-day rolling standard deviation, and macro fuel covariance between Brent Crude and Singapore Marine Bunker Fuel (VLSFO).</w:t>
-      </w:r>
-    </w:p>
-    <w:p>
-      <w:pPr>
-        <w:spacing w:before="80" w:after="80"/>
-        <w:ind w:left="432"/>
-      </w:pPr>
-      <w:r>
-        <w:rPr>
-          <w:rFonts w:ascii="Calibri" w:hAnsi="Calibri"/>
-          <w:i/>
-          <w:color w:val="1E3A5F"/>
-          <w:sz w:val="21"/>
-        </w:rPr>
-        <w:t xml:space="preserve">2. </w:t>
-      </w:r>
-      <w:r>
-        <w:rPr>
-          <w:rFonts w:ascii="Calibri" w:hAnsi="Calibri"/>
-          <w:b/>
-          <w:color w:val="1E3A5F"/>
-          <w:sz w:val="21"/>
-        </w:rPr>
-        <w:t>T+16 to T+60 (Medium-Horizon Trend)</w:t>
-      </w:r>
-      <w:r>
-        <w:rPr>
-          <w:rFonts w:ascii="Calibri" w:hAnsi="Calibri"/>
-          <w:i/>
-          <w:color w:val="1E3A5F"/>
-          <w:sz w:val="21"/>
-        </w:rPr>
-        <w:t xml:space="preserve">: We seamlessly blend into a </w:t>
-      </w:r>
-      <w:r>
-        <w:rPr>
-          <w:rFonts w:ascii="Calibri" w:hAnsi="Calibri"/>
-          <w:b/>
-          <w:color w:val="1E3A5F"/>
-          <w:sz w:val="21"/>
-        </w:rPr>
-        <w:t>decomposed additive seasonal model (Prophet/Holt-Winters)</w:t>
-      </w:r>
-      <w:r>
-        <w:rPr>
-          <w:rFonts w:ascii="Calibri" w:hAnsi="Calibri"/>
-          <w:i/>
-          <w:color w:val="1E3A5F"/>
-          <w:sz w:val="21"/>
-        </w:rPr>
-        <w:t xml:space="preserve"> to capture structural macroeconomic cycles.</w:t>
-      </w:r>
-    </w:p>
-    <w:p>
-      <w:pPr>
-        <w:spacing w:before="80" w:after="80"/>
-        <w:ind w:left="432"/>
-      </w:pPr>
-    </w:p>
-    <w:p>
-      <w:pPr>
-        <w:spacing w:before="80" w:after="80"/>
-        <w:ind w:left="432"/>
-      </w:pPr>
-      <w:r>
-        <w:rPr>
-          <w:rFonts w:ascii="Calibri" w:hAnsi="Calibri"/>
-          <w:i/>
-          <w:color w:val="1E3A5F"/>
-          <w:sz w:val="21"/>
-        </w:rPr>
-        <w:t xml:space="preserve">Notice this shaded region on the chart: that is our </w:t>
-      </w:r>
-      <w:r>
-        <w:rPr>
-          <w:rFonts w:ascii="Calibri" w:hAnsi="Calibri"/>
-          <w:i/>
-          <w:color w:val="1E3A5F"/>
-          <w:sz w:val="21"/>
-        </w:rPr>
-        <w:t>80% Statistical Confidence Envelope</w:t>
-      </w:r>
-      <w:r>
-        <w:rPr>
-          <w:rFonts w:ascii="Calibri" w:hAnsi="Calibri"/>
-          <w:i/>
-          <w:color w:val="1E3A5F"/>
-          <w:sz w:val="21"/>
-        </w:rPr>
-        <w:t>. Procurement managers at SAIL do not just see a single point forecast; they see quantitative risk boundaries to make hedge and charter timing decisions with absolute statistical clarity."</w:t>
-      </w:r>
-    </w:p>
-    <w:p>
-      <w:pPr>
-        <w:spacing w:before="40" w:after="80"/>
-      </w:pPr>
-      <w:r>
-        <w:rPr>
-          <w:rFonts w:ascii="Calibri" w:hAnsi="Calibri"/>
-          <w:sz w:val="21"/>
-        </w:rPr>
-        <w:t>---</w:t>
-      </w:r>
-    </w:p>
-    <w:p>
-      <w:pPr>
-        <w:pStyle w:val="Heading2"/>
-        <w:spacing w:before="200" w:after="80"/>
-      </w:pPr>
-      <w:r>
-        <w:rPr>
-          <w:rFonts w:ascii="Calibri" w:hAnsi="Calibri"/>
-          <w:b/>
-          <w:color w:val="1B365D"/>
-          <w:sz w:val="28"/>
-        </w:rPr>
-        <w:t>⚡ Minute 3: The "Wow" Moment &amp; Optimization Impact (2:00 – 3:00)</w:t>
-      </w:r>
-    </w:p>
-    <w:p>
-      <w:pPr>
-        <w:spacing w:before="40" w:after="80"/>
-      </w:pPr>
-      <w:r>
-        <w:rPr>
-          <w:rFonts w:ascii="Calibri" w:hAnsi="Calibri"/>
-          <w:b/>
-          <w:color w:val="111827"/>
-          <w:sz w:val="21"/>
-        </w:rPr>
-        <w:t>[SCREEN ACTION: In the Optimization Panel, select 'Haldia' as Target Port, set Volume to '150,000 MT', and click 'Run MILP Optimization Model']</w:t>
-      </w:r>
-    </w:p>
-    <w:p>
-      <w:pPr>
-        <w:spacing w:before="80" w:after="80"/>
-        <w:ind w:left="432"/>
-      </w:pPr>
-      <w:r>
-        <w:rPr>
-          <w:rFonts w:ascii="Calibri" w:hAnsi="Calibri"/>
-          <w:b/>
-          <w:color w:val="1E3A5F"/>
-          <w:sz w:val="21"/>
-        </w:rPr>
-        <w:t>Speaker</w:t>
-      </w:r>
-      <w:r>
-        <w:rPr>
-          <w:rFonts w:ascii="Calibri" w:hAnsi="Calibri"/>
-          <w:i/>
-          <w:color w:val="1E3A5F"/>
-          <w:sz w:val="21"/>
-        </w:rPr>
-        <w:t>:</w:t>
-      </w:r>
-    </w:p>
-    <w:p>
-      <w:pPr>
-        <w:spacing w:before="80" w:after="80"/>
-        <w:ind w:left="432"/>
-      </w:pPr>
-      <w:r>
-        <w:rPr>
-          <w:rFonts w:ascii="Calibri" w:hAnsi="Calibri"/>
-          <w:i/>
-          <w:color w:val="1E3A5F"/>
-          <w:sz w:val="21"/>
-        </w:rPr>
-        <w:t xml:space="preserve">"Now, here is our core differentiator: </w:t>
-      </w:r>
-      <w:r>
-        <w:rPr>
-          <w:rFonts w:ascii="Calibri" w:hAnsi="Calibri"/>
-          <w:i/>
-          <w:color w:val="1E3A5F"/>
-          <w:sz w:val="21"/>
-        </w:rPr>
-        <w:t>Forecasting alone does not book ships; Operations Research does.</w:t>
-      </w:r>
-      <w:r>
-        <w:rPr>
-          <w:rFonts w:ascii="Calibri" w:hAnsi="Calibri"/>
-          <w:i/>
-          <w:color w:val="1E3A5F"/>
+          <w:color w:val="323232"/>
           <w:sz w:val="21"/>
         </w:rPr>
       </w:r>
     </w:p>
     <w:p>
       <w:pPr>
-        <w:spacing w:before="80" w:after="80"/>
-        <w:ind w:left="432"/>
+        <w:keepNext/>
+        <w:spacing w:before="320" w:after="120"/>
       </w:pPr>
+      <w:r>
+        <w:rPr>
+          <w:rFonts w:ascii="Calibri" w:hAnsi="Calibri"/>
+          <w:b/>
+          <w:color w:val="003366"/>
+          <w:sz w:val="32"/>
+        </w:rPr>
+        <w:t>3. Word-for-Word Pitch Script</w:t>
+      </w:r>
     </w:p>
     <w:p>
       <w:pPr>
-        <w:spacing w:before="80" w:after="80"/>
-        <w:ind w:left="432"/>
+        <w:keepNext/>
+        <w:spacing w:before="240" w:after="80"/>
+      </w:pPr>
+      <w:r>
+        <w:rPr>
+          <w:rFonts w:ascii="Calibri" w:hAnsi="Calibri"/>
+          <w:b/>
+          <w:color w:val="1E5A96"/>
+          <w:sz w:val="26"/>
+        </w:rPr>
+        <w:t>Minute 1: The National Crisis (0:00 – 1:00)</w:t>
+      </w:r>
+    </w:p>
+    <w:p>
+      <w:pPr>
+        <w:spacing w:after="80" w:line="276" w:lineRule="auto"/>
       </w:pPr>
       <w:r>
         <w:rPr>
           <w:rFonts w:ascii="Calibri" w:hAnsi="Calibri"/>
           <w:i/>
-          <w:color w:val="1E3A5F"/>
+          <w:color w:val="1E5A96"/>
           <w:sz w:val="21"/>
         </w:rPr>
-        <w:t xml:space="preserve">Watch what happens when we schedule a 150,000 MT raw material shipment for </w:t>
+        <w:t xml:space="preserve">SCREEN ACTION: </w:t>
       </w:r>
       <w:r>
         <w:rPr>
           <w:rFonts w:ascii="Calibri" w:hAnsi="Calibri"/>
-          <w:b/>
-          <w:color w:val="1E3A5F"/>
+          <w:color w:val="323232"/>
           <w:sz w:val="21"/>
         </w:rPr>
-        <w:t>Haldia Port</w:t>
+        <w:t>[Point to the Top Header, Key Market Indicators, and Live Vessel Status Strip]</w:t>
+      </w:r>
+    </w:p>
+    <w:p>
+      <w:pPr>
+        <w:spacing w:after="80" w:line="276" w:lineRule="auto"/>
+      </w:pPr>
+      <w:r>
+        <w:rPr>
+          <w:rFonts w:ascii="Calibri" w:hAnsi="Calibri"/>
+          <w:b/>
+          <w:color w:val="323232"/>
+          <w:sz w:val="21"/>
+        </w:rPr>
+        <w:t xml:space="preserve">SPEAKER: </w:t>
       </w:r>
       <w:r>
         <w:rPr>
           <w:rFonts w:ascii="Calibri" w:hAnsi="Calibri"/>
-          <w:i/>
-          <w:color w:val="1E3A5F"/>
+          <w:color w:val="323232"/>
           <w:sz w:val="21"/>
         </w:rPr>
-        <w:t>:</w:t>
+        <w:t>"Respected Jury Members, India is the second-largest crude steel producer on earth. To power our blast furnaces, central PSUs like SAIL, RINL, and NMDC import over 70 million tonnes of coking coal every single year from Australia, South Africa, and Indonesia.</w:t>
       </w:r>
     </w:p>
     <w:p>
       <w:pPr>
-        <w:spacing w:before="80" w:after="80"/>
-        <w:ind w:left="432"/>
+        <w:spacing w:after="80" w:line="276" w:lineRule="auto"/>
       </w:pPr>
+      <w:r>
+        <w:rPr>
+          <w:rFonts w:ascii="Calibri" w:hAnsi="Calibri"/>
+          <w:color w:val="323232"/>
+          <w:sz w:val="21"/>
+        </w:rPr>
+        <w:t>Yet, this multi-billion dollar chartering operation is still managed using disconnected spreadsheets, historical averages, and reactive broker calls.</w:t>
+      </w:r>
     </w:p>
     <w:p>
       <w:pPr>
-        <w:spacing w:before="80" w:after="80"/>
-        <w:ind w:left="432"/>
+        <w:spacing w:after="80" w:line="276" w:lineRule="auto"/>
+      </w:pPr>
+      <w:r>
+        <w:rPr>
+          <w:rFonts w:ascii="Calibri" w:hAnsi="Calibri"/>
+          <w:color w:val="323232"/>
+          <w:sz w:val="21"/>
+        </w:rPr>
+        <w:t>This creates two massive financial bleeds for our national exchequer:</w:t>
+      </w:r>
+    </w:p>
+    <w:p>
+      <w:pPr>
+        <w:pStyle w:val="ListBullet"/>
+        <w:spacing w:after="60" w:line="276" w:lineRule="auto"/>
+      </w:pPr>
+      <w:r>
+        <w:rPr>
+          <w:rFonts w:ascii="Calibri" w:hAnsi="Calibri"/>
+          <w:b/>
+          <w:color w:val="323232"/>
+          <w:sz w:val="21"/>
+        </w:rPr>
+        <w:t xml:space="preserve">1. Freight Market Volatility: </w:t>
+      </w:r>
+      <w:r>
+        <w:rPr>
+          <w:rFonts w:ascii="Calibri" w:hAnsi="Calibri"/>
+          <w:color w:val="323232"/>
+          <w:sz w:val="21"/>
+        </w:rPr>
+        <w:t>Baltic Dry Capesize and Panamax rates swing by 30% to 50% in just 30 days due to bunker fuel spikes and geopolitical crises.</w:t>
+      </w:r>
+    </w:p>
+    <w:p>
+      <w:pPr>
+        <w:pStyle w:val="ListBullet"/>
+        <w:spacing w:after="60" w:line="276" w:lineRule="auto"/>
+      </w:pPr>
+      <w:r>
+        <w:rPr>
+          <w:rFonts w:ascii="Calibri" w:hAnsi="Calibri"/>
+          <w:b/>
+          <w:color w:val="323232"/>
+          <w:sz w:val="21"/>
+        </w:rPr>
+        <w:t xml:space="preserve">2. Devastating Demurrage Penalties: </w:t>
+      </w:r>
+      <w:r>
+        <w:rPr>
+          <w:rFonts w:ascii="Calibri" w:hAnsi="Calibri"/>
+          <w:color w:val="323232"/>
+          <w:sz w:val="21"/>
+        </w:rPr>
+        <w:t>When raw material ships arrive during heavy congestion, Indian PSUs pay demurrage penalties of $25,000 per vessel per day. A 3-day queue costs ₹60 Lakhs for a single stranded ship.</w:t>
+      </w:r>
+    </w:p>
+    <w:p>
+      <w:pPr>
+        <w:pStyle w:val="ListBullet"/>
+        <w:spacing w:after="60" w:line="276" w:lineRule="auto"/>
+      </w:pPr>
+      <w:r>
+        <w:rPr>
+          <w:rFonts w:ascii="Calibri" w:hAnsi="Calibri"/>
+          <w:b/>
+          <w:color w:val="323232"/>
+          <w:sz w:val="21"/>
+        </w:rPr>
+        <w:t xml:space="preserve">3. Rigid Port Draft Restrictions: </w:t>
+      </w:r>
+      <w:r>
+        <w:rPr>
+          <w:rFonts w:ascii="Calibri" w:hAnsi="Calibri"/>
+          <w:color w:val="323232"/>
+          <w:sz w:val="21"/>
+        </w:rPr>
+        <w:t>Ports like Haldia have a shallow 12-meter river draft. If a charter officer mistakenly books a giant Capesize ship that needs 17 meters, the ship cannot enter, triggering catastrophic deadfreight penalties.</w:t>
+      </w:r>
+    </w:p>
+    <w:p>
+      <w:pPr>
+        <w:spacing w:after="80" w:line="276" w:lineRule="auto"/>
+      </w:pPr>
+      <w:r>
+        <w:rPr>
+          <w:rFonts w:ascii="Calibri" w:hAnsi="Calibri"/>
+          <w:color w:val="323232"/>
+          <w:sz w:val="21"/>
+        </w:rPr>
+        <w:t>Our solution, Freight DSS, is the first intelligent Decision Support System engineered specifically for the Ministry of Steel to solve this exact bottleneck."</w:t>
+      </w:r>
+    </w:p>
+    <w:p>
+      <w:pPr>
+        <w:keepNext/>
+        <w:spacing w:before="240" w:after="80"/>
+      </w:pPr>
+      <w:r>
+        <w:rPr>
+          <w:rFonts w:ascii="Calibri" w:hAnsi="Calibri"/>
+          <w:b/>
+          <w:color w:val="1E5A96"/>
+          <w:sz w:val="26"/>
+        </w:rPr>
+        <w:t>Minute 2: The Two-Tier AI Solution (1:00 – 2:00)</w:t>
+      </w:r>
+    </w:p>
+    <w:p>
+      <w:pPr>
+        <w:spacing w:after="80" w:line="276" w:lineRule="auto"/>
       </w:pPr>
       <w:r>
         <w:rPr>
           <w:rFonts w:ascii="Calibri" w:hAnsi="Calibri"/>
           <w:i/>
-          <w:color w:val="1E3A5F"/>
+          <w:color w:val="1E5A96"/>
           <w:sz w:val="21"/>
         </w:rPr>
-        <w:t xml:space="preserve">Haldia has a shallow riverine draft limit of </w:t>
+        <w:t xml:space="preserve">SCREEN ACTION: </w:t>
       </w:r>
       <w:r>
         <w:rPr>
           <w:rFonts w:ascii="Calibri" w:hAnsi="Calibri"/>
-          <w:i/>
-          <w:color w:val="1E3A5F"/>
+          <w:color w:val="323232"/>
           <w:sz w:val="21"/>
         </w:rPr>
-        <w:t>12.0 meters</w:t>
+        <w:t>[Scroll smoothly down to the Freight Rate Forecast Chart. Switch index dropdown from BCI to BPI, then hover over the shaded envelope]</w:t>
+      </w:r>
+    </w:p>
+    <w:p>
+      <w:pPr>
+        <w:spacing w:after="80" w:line="276" w:lineRule="auto"/>
+      </w:pPr>
+      <w:r>
+        <w:rPr>
+          <w:rFonts w:ascii="Calibri" w:hAnsi="Calibri"/>
+          <w:b/>
+          <w:color w:val="323232"/>
+          <w:sz w:val="21"/>
+        </w:rPr>
+        <w:t xml:space="preserve">SPEAKER: </w:t>
       </w:r>
       <w:r>
         <w:rPr>
           <w:rFonts w:ascii="Calibri" w:hAnsi="Calibri"/>
-          <w:i/>
-          <w:color w:val="1E3A5F"/>
+          <w:color w:val="323232"/>
           <w:sz w:val="21"/>
         </w:rPr>
-        <w:t>*. A naive logistics manager might try booking a cheaper Capesize bulker requiring 17.0 meters.</w:t>
+        <w:t>"Here is our AI engine in action.</w:t>
       </w:r>
     </w:p>
     <w:p>
       <w:pPr>
-        <w:spacing w:before="80" w:after="80"/>
-        <w:ind w:left="432"/>
+        <w:spacing w:after="80" w:line="276" w:lineRule="auto"/>
       </w:pPr>
+      <w:r>
+        <w:rPr>
+          <w:rFonts w:ascii="Calibri" w:hAnsi="Calibri"/>
+          <w:color w:val="323232"/>
+          <w:sz w:val="21"/>
+        </w:rPr>
+        <w:t>Instead of using simple line-drawing or unexplainable black-box models, we built a Two-Tier Hybrid Forecasting Architecture backed by real-world data:</w:t>
+      </w:r>
     </w:p>
     <w:p>
       <w:pPr>
-        <w:spacing w:before="80" w:after="80"/>
-        <w:ind w:left="432"/>
+        <w:pStyle w:val="ListBullet"/>
+        <w:spacing w:after="60" w:line="276" w:lineRule="auto"/>
+      </w:pPr>
+      <w:r>
+        <w:rPr>
+          <w:rFonts w:ascii="Calibri" w:hAnsi="Calibri"/>
+          <w:b/>
+          <w:color w:val="323232"/>
+          <w:sz w:val="21"/>
+        </w:rPr>
+        <w:t xml:space="preserve">For Days 1 to 15 (Short-Term Volatility): </w:t>
+      </w:r>
+      <w:r>
+        <w:rPr>
+          <w:rFonts w:ascii="Calibri" w:hAnsi="Calibri"/>
+          <w:color w:val="323232"/>
+          <w:sz w:val="21"/>
+        </w:rPr>
+        <w:t>LightGBM gradient-boosted trees track short-term non-linear momentum, rolling standard deviations, and live fuel price shifts between Brent Crude and Marine Bunker fuel.</w:t>
+      </w:r>
+    </w:p>
+    <w:p>
+      <w:pPr>
+        <w:pStyle w:val="ListBullet"/>
+        <w:spacing w:after="60" w:line="276" w:lineRule="auto"/>
+      </w:pPr>
+      <w:r>
+        <w:rPr>
+          <w:rFonts w:ascii="Calibri" w:hAnsi="Calibri"/>
+          <w:b/>
+          <w:color w:val="323232"/>
+          <w:sz w:val="21"/>
+        </w:rPr>
+        <w:t xml:space="preserve">For Days 16 to 60 (Medium-Term Cycles): </w:t>
+      </w:r>
+      <w:r>
+        <w:rPr>
+          <w:rFonts w:ascii="Calibri" w:hAnsi="Calibri"/>
+          <w:color w:val="323232"/>
+          <w:sz w:val="21"/>
+        </w:rPr>
+        <w:t>Facebook Prophet models quarterly industrial cycles and monsoon patterns, trained directly on 25 years of real Kaggle historical Baltic Dry Index data from 2000 to 2024.</w:t>
+      </w:r>
+    </w:p>
+    <w:p>
+      <w:pPr>
+        <w:spacing w:after="80" w:line="276" w:lineRule="auto"/>
+      </w:pPr>
+      <w:r>
+        <w:rPr>
+          <w:rFonts w:ascii="Calibri" w:hAnsi="Calibri"/>
+          <w:color w:val="323232"/>
+          <w:sz w:val="21"/>
+        </w:rPr>
+        <w:t>Notice this shaded blue band: that is our 80% Statistical Confidence Interval. A procurement officer at SAIL does not just get a guess — they see quantitative best-case and worst-case bounds, allowing them to hedge and tender at the perfect market dip.</w:t>
+      </w:r>
+    </w:p>
+    <w:p>
+      <w:pPr>
+        <w:spacing w:after="80" w:line="276" w:lineRule="auto"/>
+      </w:pPr>
+      <w:r>
+        <w:rPr>
+          <w:rFonts w:ascii="Calibri" w:hAnsi="Calibri"/>
+          <w:color w:val="323232"/>
+          <w:sz w:val="21"/>
+        </w:rPr>
+        <w:t>Furthermore, look at our Disruption Simulator: with one click, we can simulate a Suez Canal blockage, a Red Sea crisis, or a Bay of Bengal cyclone, and the model instantly applies validated historical shock multipliers to stress-test our fleet."</w:t>
+      </w:r>
+    </w:p>
+    <w:p>
+      <w:pPr>
+        <w:keepNext/>
+        <w:spacing w:before="240" w:after="80"/>
+      </w:pPr>
+      <w:r>
+        <w:rPr>
+          <w:rFonts w:ascii="Calibri" w:hAnsi="Calibri"/>
+          <w:b/>
+          <w:color w:val="1E5A96"/>
+          <w:sz w:val="26"/>
+        </w:rPr>
+        <w:t>Minute 3: The Grand Finale — Mathematical Optimization &amp; Real Savings (2:00 – 3:00)</w:t>
+      </w:r>
+    </w:p>
+    <w:p>
+      <w:pPr>
+        <w:spacing w:after="80" w:line="276" w:lineRule="auto"/>
       </w:pPr>
       <w:r>
         <w:rPr>
           <w:rFonts w:ascii="Calibri" w:hAnsi="Calibri"/>
           <w:i/>
-          <w:color w:val="1E3A5F"/>
+          <w:color w:val="1E5A96"/>
           <w:sz w:val="21"/>
         </w:rPr>
-        <w:t xml:space="preserve">Our </w:t>
+        <w:t xml:space="preserve">SCREEN ACTION: </w:t>
       </w:r>
       <w:r>
         <w:rPr>
           <w:rFonts w:ascii="Calibri" w:hAnsi="Calibri"/>
-          <w:b/>
-          <w:color w:val="1E3A5F"/>
+          <w:color w:val="323232"/>
           <w:sz w:val="21"/>
         </w:rPr>
-        <w:t>Mixed-Integer Linear Programming (MILP) Solver</w:t>
+        <w:t>[In the Optimization Console: select 'Haldia' as Target Port, set Volume to '150,000 MT', Origin to 'Australia', Horizon to '30 Days', and click the glowing 'Run MILP Optimization Model' button]</w:t>
+      </w:r>
+    </w:p>
+    <w:p>
+      <w:pPr>
+        <w:spacing w:after="80" w:line="276" w:lineRule="auto"/>
+      </w:pPr>
+      <w:r>
+        <w:rPr>
+          <w:rFonts w:ascii="Calibri" w:hAnsi="Calibri"/>
+          <w:b/>
+          <w:color w:val="323232"/>
+          <w:sz w:val="21"/>
+        </w:rPr>
+        <w:t xml:space="preserve">SPEAKER: </w:t>
       </w:r>
       <w:r>
         <w:rPr>
           <w:rFonts w:ascii="Calibri" w:hAnsi="Calibri"/>
-          <w:i/>
-          <w:color w:val="1E3A5F"/>
+          <w:color w:val="323232"/>
           <w:sz w:val="21"/>
         </w:rPr>
-        <w:t>, powered by PuLP CBC, instantly recognizes the 12.0m threshold:*</w:t>
+        <w:t>"Now, here is our game-changer. Prediction alone does not book ships; Operations Research does.</w:t>
       </w:r>
     </w:p>
     <w:p>
       <w:pPr>
-        <w:spacing w:before="80" w:after="80"/>
-        <w:ind w:left="432"/>
+        <w:spacing w:after="80" w:line="276" w:lineRule="auto"/>
+      </w:pPr>
+      <w:r>
+        <w:rPr>
+          <w:rFonts w:ascii="Calibri" w:hAnsi="Calibri"/>
+          <w:color w:val="323232"/>
+          <w:sz w:val="21"/>
+        </w:rPr>
+        <w:t>Watch what happens when we need to move 150,000 Metric Tonnes of coking coal from Australia to Haldia Port:</w:t>
+      </w:r>
+    </w:p>
+    <w:p>
+      <w:pPr>
+        <w:spacing w:after="80" w:line="276" w:lineRule="auto"/>
+      </w:pPr>
+      <w:r>
+        <w:rPr>
+          <w:rFonts w:ascii="Calibri" w:hAnsi="Calibri"/>
+          <w:color w:val="323232"/>
+          <w:sz w:val="21"/>
+        </w:rPr>
+        <w:t>A naive planner might look for the cheapest single ship — a 150,000-tonne Capesize bulker. But Haldia's channel depth is only 12.0 meters, while a Capesize requires 17.0 meters. Booking it would cause a grounding disaster.</w:t>
+      </w:r>
+    </w:p>
+    <w:p>
+      <w:pPr>
+        <w:spacing w:after="80" w:line="276" w:lineRule="auto"/>
+      </w:pPr>
+      <w:r>
+        <w:rPr>
+          <w:rFonts w:ascii="Calibri" w:hAnsi="Calibri"/>
+          <w:color w:val="323232"/>
+          <w:sz w:val="21"/>
+        </w:rPr>
+        <w:t>Our Mixed-Integer Linear Programming (MILP) solver, powered by the PuLP CBC algorithm, evaluates the entire decision matrix in just 100 milliseconds:</w:t>
+      </w:r>
+    </w:p>
+    <w:p>
+      <w:pPr>
+        <w:pStyle w:val="ListBullet"/>
+        <w:spacing w:after="60" w:line="276" w:lineRule="auto"/>
+      </w:pPr>
+      <w:r>
+        <w:rPr>
+          <w:rFonts w:ascii="Calibri" w:hAnsi="Calibri"/>
+          <w:b/>
+          <w:color w:val="323232"/>
+          <w:sz w:val="21"/>
+        </w:rPr>
+        <w:t xml:space="preserve">1. Physical Draft Filter: </w:t>
+      </w:r>
+      <w:r>
+        <w:rPr>
+          <w:rFonts w:ascii="Calibri" w:hAnsi="Calibri"/>
+          <w:color w:val="323232"/>
+          <w:sz w:val="21"/>
+        </w:rPr>
+        <w:t>It automatically identifies that Capesize (17m) and Panamax (14m) cannot enter Haldia and eliminates them.</w:t>
+      </w:r>
+    </w:p>
+    <w:p>
+      <w:pPr>
+        <w:pStyle w:val="ListBullet"/>
+        <w:spacing w:after="60" w:line="276" w:lineRule="auto"/>
+      </w:pPr>
+      <w:r>
+        <w:rPr>
+          <w:rFonts w:ascii="Calibri" w:hAnsi="Calibri"/>
+          <w:b/>
+          <w:color w:val="323232"/>
+          <w:sz w:val="21"/>
+        </w:rPr>
+        <w:t xml:space="preserve">2. Integer Parcel Allocation: </w:t>
+      </w:r>
+      <w:r>
+        <w:rPr>
+          <w:rFonts w:ascii="Calibri" w:hAnsi="Calibri"/>
+          <w:color w:val="323232"/>
+          <w:sz w:val="21"/>
+        </w:rPr>
+        <w:t>It calculates that exactly three 50,000 MT Supramax bulkers are needed to satisfy 100% of the demand.</w:t>
+      </w:r>
+    </w:p>
+    <w:p>
+      <w:pPr>
+        <w:pStyle w:val="ListBullet"/>
+        <w:spacing w:after="60" w:line="276" w:lineRule="auto"/>
+      </w:pPr>
+      <w:r>
+        <w:rPr>
+          <w:rFonts w:ascii="Calibri" w:hAnsi="Calibri"/>
+          <w:b/>
+          <w:color w:val="323232"/>
+          <w:sz w:val="21"/>
+        </w:rPr>
+        <w:t xml:space="preserve">3. Congestion Avoidance: </w:t>
+      </w:r>
+      <w:r>
+        <w:rPr>
+          <w:rFonts w:ascii="Calibri" w:hAnsi="Calibri"/>
+          <w:color w:val="323232"/>
+          <w:sz w:val="21"/>
+        </w:rPr>
+        <w:t>It staggers departure dates to take advantage of upcoming market rate dips while avoiding berth congestion queues.</w:t>
+      </w:r>
+    </w:p>
+    <w:p>
+      <w:pPr>
+        <w:spacing w:after="80" w:line="276" w:lineRule="auto"/>
       </w:pPr>
       <w:r>
         <w:rPr>
           <w:rFonts w:ascii="Calibri" w:hAnsi="Calibri"/>
           <w:i/>
-          <w:color w:val="1E3A5F"/>
+          <w:color w:val="1E5A96"/>
           <w:sz w:val="21"/>
         </w:rPr>
-        <w:t xml:space="preserve">- It </w:t>
+        <w:t xml:space="preserve">SCREEN ACTION: </w:t>
       </w:r>
       <w:r>
         <w:rPr>
           <w:rFonts w:ascii="Calibri" w:hAnsi="Calibri"/>
-          <w:b/>
-          <w:color w:val="1E3A5F"/>
+          <w:color w:val="323232"/>
           <w:sz w:val="21"/>
         </w:rPr>
-        <w:t>automatically disqualifies Capesize and Panamax vessels</w:t>
-      </w:r>
-      <w:r>
-        <w:rPr>
-          <w:rFonts w:ascii="Calibri" w:hAnsi="Calibri"/>
-          <w:i/>
-          <w:color w:val="1E3A5F"/>
-          <w:sz w:val="21"/>
-        </w:rPr>
-        <w:t>.</w:t>
+        <w:t>[Point triumphantly to the Green KPI Cards on the screen]</w:t>
       </w:r>
     </w:p>
     <w:p>
       <w:pPr>
-        <w:spacing w:before="80" w:after="80"/>
-        <w:ind w:left="432"/>
+        <w:spacing w:after="80" w:line="276" w:lineRule="auto"/>
       </w:pPr>
       <w:r>
         <w:rPr>
           <w:rFonts w:ascii="Calibri" w:hAnsi="Calibri"/>
-          <w:i/>
-          <w:color w:val="1E3A5F"/>
+          <w:color w:val="323232"/>
           <w:sz w:val="21"/>
         </w:rPr>
-        <w:t xml:space="preserve">- It parcels the cargo into </w:t>
-      </w:r>
-      <w:r>
-        <w:rPr>
-          <w:rFonts w:ascii="Calibri" w:hAnsi="Calibri"/>
-          <w:b/>
-          <w:color w:val="1E3A5F"/>
-          <w:sz w:val="21"/>
-        </w:rPr>
-        <w:t>3 Supramax bulkers (50,000 MT each)</w:t>
-      </w:r>
-      <w:r>
-        <w:rPr>
-          <w:rFonts w:ascii="Calibri" w:hAnsi="Calibri"/>
-          <w:i/>
-          <w:color w:val="1E3A5F"/>
-          <w:sz w:val="21"/>
-        </w:rPr>
-        <w:t>.</w:t>
+        <w:t>Look at the final result: 100% cargo delivered on time, zero draft violations, zero demurrage, and a net savings of $416,000 — over ₹3.45 Crore saved in a single procurement cycle!</w:t>
       </w:r>
     </w:p>
     <w:p>
       <w:pPr>
-        <w:spacing w:before="80" w:after="80"/>
-        <w:ind w:left="432"/>
+        <w:spacing w:after="80" w:line="276" w:lineRule="auto"/>
       </w:pPr>
       <w:r>
         <w:rPr>
           <w:rFonts w:ascii="Calibri" w:hAnsi="Calibri"/>
-          <w:i/>
-          <w:color w:val="1E3A5F"/>
+          <w:color w:val="323232"/>
           <w:sz w:val="21"/>
         </w:rPr>
-        <w:t>- It strategically staggers their departure dates to capture the lowest forecast rate dip while respecting berth congestion limits.</w:t>
+        <w:t>Scaled across all Indian steel plants, this saves over ₹100 Crore annually. That is the power of Freight DSS. Jai Hind, and we welcome your questions!"</w:t>
       </w:r>
     </w:p>
     <w:p>
       <w:pPr>
-        <w:spacing w:before="80" w:after="80"/>
-        <w:ind w:left="432"/>
-      </w:pPr>
-    </w:p>
-    <w:p>
-      <w:pPr>
-        <w:spacing w:before="80" w:after="80"/>
-        <w:ind w:left="432"/>
+        <w:keepNext/>
+        <w:spacing w:before="320" w:after="120"/>
       </w:pPr>
       <w:r>
         <w:rPr>
           <w:rFonts w:ascii="Calibri" w:hAnsi="Calibri"/>
           <w:b/>
-          <w:color w:val="1E3A5F"/>
-          <w:sz w:val="21"/>
+          <w:color w:val="003366"/>
+          <w:sz w:val="32"/>
         </w:rPr>
-        <w:t>[POINT TO THE GREEN KPI CARD]</w:t>
+        <w:t>4. Emergency Contingency &amp; Demonstration Guardrails</w:t>
       </w:r>
     </w:p>
     <w:p>
       <w:pPr>
-        <w:spacing w:before="80" w:after="80"/>
-        <w:ind w:left="432"/>
-      </w:pPr>
-      <w:r>
-        <w:rPr>
-          <w:rFonts w:ascii="Calibri" w:hAnsi="Calibri"/>
-          <w:i/>
-          <w:color w:val="1E3A5F"/>
-          <w:sz w:val="21"/>
-        </w:rPr>
-        <w:t xml:space="preserve">Look at the bottom line: The system delivers </w:t>
-      </w:r>
-      <w:r>
-        <w:rPr>
-          <w:rFonts w:ascii="Calibri" w:hAnsi="Calibri"/>
-          <w:i/>
-          <w:color w:val="1E3A5F"/>
-          <w:sz w:val="21"/>
-        </w:rPr>
-        <w:t>100% demand satisfaction</w:t>
-      </w:r>
-      <w:r>
-        <w:rPr>
-          <w:rFonts w:ascii="Calibri" w:hAnsi="Calibri"/>
-          <w:i/>
-          <w:color w:val="1E3A5F"/>
-          <w:sz w:val="21"/>
-        </w:rPr>
-        <w:t xml:space="preserve">, avoids catastrophic grounding and deadfreight penalties, and secures a net savings of </w:t>
-      </w:r>
-      <w:r>
-        <w:rPr>
-          <w:rFonts w:ascii="Calibri" w:hAnsi="Calibri"/>
-          <w:i/>
-          <w:color w:val="1E3A5F"/>
-          <w:sz w:val="21"/>
-        </w:rPr>
-        <w:t>$416,000 (over ₹3.45 Crore)</w:t>
-      </w:r>
-      <w:r>
-        <w:rPr>
-          <w:rFonts w:ascii="Calibri" w:hAnsi="Calibri"/>
-          <w:i/>
-          <w:color w:val="1E3A5F"/>
-          <w:sz w:val="21"/>
-        </w:rPr>
-        <w:t xml:space="preserve"> compared to naive spot booking!</w:t>
-      </w:r>
-    </w:p>
-    <w:p>
-      <w:pPr>
-        <w:spacing w:before="80" w:after="80"/>
-        <w:ind w:left="432"/>
-      </w:pPr>
-    </w:p>
-    <w:p>
-      <w:pPr>
-        <w:spacing w:before="80" w:after="80"/>
-        <w:ind w:left="432"/>
-      </w:pPr>
-      <w:r>
-        <w:rPr>
-          <w:rFonts w:ascii="Calibri" w:hAnsi="Calibri"/>
-          <w:i/>
-          <w:color w:val="1E3A5F"/>
-          <w:sz w:val="21"/>
-        </w:rPr>
-        <w:t xml:space="preserve">In summary, </w:t>
-      </w:r>
-      <w:r>
-        <w:rPr>
-          <w:rFonts w:ascii="Calibri" w:hAnsi="Calibri"/>
-          <w:i/>
-          <w:color w:val="1E3A5F"/>
-          <w:sz w:val="21"/>
-        </w:rPr>
-        <w:t>Freight DSS</w:t>
-      </w:r>
-      <w:r>
-        <w:rPr>
-          <w:rFonts w:ascii="Calibri" w:hAnsi="Calibri"/>
-          <w:i/>
-          <w:color w:val="1E3A5F"/>
-          <w:sz w:val="21"/>
-        </w:rPr>
-        <w:t xml:space="preserve"> bridges AI prediction with mathematical execution — delivering resilience, transparency, and measurable savings to India's steel industry. Thank you!"</w:t>
-      </w:r>
-    </w:p>
-    <w:p>
-      <w:pPr>
-        <w:spacing w:before="40" w:after="80"/>
-      </w:pPr>
-      <w:r>
-        <w:rPr>
-          <w:rFonts w:ascii="Calibri" w:hAnsi="Calibri"/>
-          <w:sz w:val="21"/>
-        </w:rPr>
-        <w:t>---</w:t>
-      </w:r>
-    </w:p>
-    <w:p>
-      <w:pPr>
-        <w:pStyle w:val="Heading2"/>
-        <w:spacing w:before="200" w:after="80"/>
+        <w:pStyle w:val="ListBullet"/>
+        <w:spacing w:after="60" w:line="276" w:lineRule="auto"/>
       </w:pPr>
       <w:r>
         <w:rPr>
           <w:rFonts w:ascii="Calibri" w:hAnsi="Calibri"/>
           <w:b/>
-          <w:color w:val="1B365D"/>
-          <w:sz w:val="28"/>
+          <w:color w:val="323232"/>
+          <w:sz w:val="21"/>
         </w:rPr>
-        <w:t>🏆 Presentation Tips for the Team</w:t>
+        <w:t xml:space="preserve">WiFi Drops: </w:t>
+      </w:r>
+      <w:r>
+        <w:rPr>
+          <w:rFonts w:ascii="Calibri" w:hAnsi="Calibri"/>
+          <w:color w:val="323232"/>
+          <w:sz w:val="21"/>
+        </w:rPr>
+        <w:t>If Vercel cloud has WiFi latency, instantly switch to the pre-loaded localhost:3000 tab. It runs identical code with local SQLite fallback.</w:t>
       </w:r>
     </w:p>
     <w:p>
       <w:pPr>
-        <w:pStyle w:val="ListNumber"/>
-        <w:spacing w:before="40" w:after="40"/>
+        <w:pStyle w:val="ListBullet"/>
+        <w:spacing w:after="60" w:line="276" w:lineRule="auto"/>
       </w:pPr>
       <w:r>
         <w:rPr>
           <w:rFonts w:ascii="Calibri" w:hAnsi="Calibri"/>
           <w:b/>
-          <w:color w:val="111827"/>
+          <w:color w:val="323232"/>
           <w:sz w:val="21"/>
         </w:rPr>
-        <w:t>Pacing</w:t>
+        <w:t xml:space="preserve">If Judges Ask Why Haldia Rejects Capesize: </w:t>
       </w:r>
       <w:r>
         <w:rPr>
           <w:rFonts w:ascii="Calibri" w:hAnsi="Calibri"/>
+          <w:color w:val="323232"/>
           <w:sz w:val="21"/>
         </w:rPr>
-        <w:t>: Speak at a steady, authoritative tempo. Do not rush through the numbers.</w:t>
+        <w:t>Explain that Haldia is a riverine port on the Hooghly river where siltation limits draft to 12m, while Paradip has an outer deepwater harbor of 17.5m. Mentioning this real engineering fact immediately wins over Ministry judges.</w:t>
       </w:r>
     </w:p>
     <w:p>
       <w:pPr>
-        <w:pStyle w:val="ListNumber"/>
-        <w:spacing w:before="40" w:after="40"/>
+        <w:pStyle w:val="ListBullet"/>
+        <w:spacing w:after="60" w:line="276" w:lineRule="auto"/>
       </w:pPr>
       <w:r>
         <w:rPr>
           <w:rFonts w:ascii="Calibri" w:hAnsi="Calibri"/>
           <w:b/>
-          <w:color w:val="111827"/>
+          <w:color w:val="323232"/>
           <w:sz w:val="21"/>
         </w:rPr>
-        <w:t>Highlight Indian Context</w:t>
+        <w:t xml:space="preserve">If Evaluators Ask About Integers: </w:t>
       </w:r>
       <w:r>
         <w:rPr>
           <w:rFonts w:ascii="Calibri" w:hAnsi="Calibri"/>
+          <w:color w:val="323232"/>
           <w:sz w:val="21"/>
         </w:rPr>
-        <w:t>: Mention SAIL Durgapur/Bhilai, RINL Visakhapatnam, and specific ports (Paradip, Vizag, Haldia, Dhamra).</w:t>
-      </w:r>
-    </w:p>
-    <w:p>
-      <w:pPr>
-        <w:pStyle w:val="ListNumber"/>
-        <w:spacing w:before="40" w:after="40"/>
-      </w:pPr>
-      <w:r>
-        <w:rPr>
-          <w:rFonts w:ascii="Calibri" w:hAnsi="Calibri"/>
-          <w:b/>
-          <w:color w:val="111827"/>
-          <w:sz w:val="21"/>
-        </w:rPr>
-        <w:t>Keep the Servers Running</w:t>
-      </w:r>
-      <w:r>
-        <w:rPr>
-          <w:rFonts w:ascii="Calibri" w:hAnsi="Calibri"/>
-          <w:sz w:val="21"/>
-        </w:rPr>
-        <w:t xml:space="preserve">: Ensure FastAPI on </w:t>
-      </w:r>
-      <w:r>
-        <w:rPr>
-          <w:rFonts w:ascii="Consolas" w:hAnsi="Consolas"/>
-          <w:color w:val="1E40AF"/>
-          <w:sz w:val="19"/>
-        </w:rPr>
-        <w:t>:8000</w:t>
-      </w:r>
-      <w:r>
-        <w:rPr>
-          <w:rFonts w:ascii="Calibri" w:hAnsi="Calibri"/>
-          <w:sz w:val="21"/>
-        </w:rPr>
-        <w:t xml:space="preserve"> and Next.js on </w:t>
-      </w:r>
-      <w:r>
-        <w:rPr>
-          <w:rFonts w:ascii="Consolas" w:hAnsi="Consolas"/>
-          <w:color w:val="1E40AF"/>
-          <w:sz w:val="19"/>
-        </w:rPr>
-        <w:t>:3000</w:t>
-      </w:r>
-      <w:r>
-        <w:rPr>
-          <w:rFonts w:ascii="Calibri" w:hAnsi="Calibri"/>
-          <w:sz w:val="21"/>
-        </w:rPr>
-        <w:t xml:space="preserve"> are active in background tabs before walking up to the jury.</w:t>
+        <w:t>Highlight that MILP uses integer variables (x_v,t in {0,1,2...}). You cannot charter 1.4 ships; the solver enforces whole, non-divisible vessel charters.</w:t>
       </w:r>
     </w:p>
     <w:sectPr>
@@ -1640,11 +1534,6 @@
     <w:name w:val="Normal"/>
     <w:qFormat/>
     <w:rsid w:val="00FC693F"/>
-    <w:rPr>
-      <w:rFonts w:ascii="Calibri" w:hAnsi="Calibri"/>
-      <w:color w:val="222222"/>
-      <w:sz w:val="21"/>
-    </w:rPr>
   </w:style>
   <w:style w:type="paragraph" w:styleId="Header">
     <w:name w:val="header"/>
